--- a/downloads/July Apiary Checks.docx
+++ b/downloads/July Apiary Checks.docx
@@ -181,16 +181,7 @@
                                 <w:bCs/>
                                 <w:color w:val="0D0D0D" w:themeColor="text1" w:themeTint="F2"/>
                               </w:rPr>
-                              <w:t xml:space="preserve">REALITY </w:t>
-                            </w:r>
-                            <w:proofErr w:type="gramStart"/>
-                            <w:r>
-                              <w:rPr>
-                                <w:b/>
-                                <w:bCs/>
-                                <w:color w:val="0D0D0D" w:themeColor="text1" w:themeTint="F2"/>
-                              </w:rPr>
-                              <w:t>CHECK</w:t>
+                              <w:t>REALITY CHECK</w:t>
                             </w:r>
                             <w:r>
                               <w:rPr>
@@ -210,18 +201,7 @@
                                 <w:sz w:val="20"/>
                                 <w:szCs w:val="20"/>
                               </w:rPr>
-                              <w:t>:</w:t>
-                            </w:r>
-                            <w:proofErr w:type="gramEnd"/>
-                            <w:r>
-                              <w:rPr>
-                                <w:b/>
-                                <w:bCs/>
-                                <w:color w:val="0D0D0D" w:themeColor="text1" w:themeTint="F2"/>
-                                <w:sz w:val="20"/>
-                                <w:szCs w:val="20"/>
-                              </w:rPr>
-                              <w:t xml:space="preserve"> </w:t>
+                              <w:t xml:space="preserve">: </w:t>
                             </w:r>
                             <w:r>
                               <w:rPr>
@@ -537,7 +517,6 @@
                               </w:rPr>
                               <w:t xml:space="preserve">REALITY </w:t>
                             </w:r>
-                            <w:proofErr w:type="gramStart"/>
                             <w:r>
                               <w:rPr>
                                 <w:b/>
@@ -564,18 +543,7 @@
                                 <w:sz w:val="20"/>
                                 <w:szCs w:val="20"/>
                               </w:rPr>
-                              <w:t>:</w:t>
-                            </w:r>
-                            <w:proofErr w:type="gramEnd"/>
-                            <w:r>
-                              <w:rPr>
-                                <w:b/>
-                                <w:bCs/>
-                                <w:color w:val="0D0D0D" w:themeColor="text1" w:themeTint="F2"/>
-                                <w:sz w:val="20"/>
-                                <w:szCs w:val="20"/>
-                              </w:rPr>
-                              <w:t xml:space="preserve"> </w:t>
+                              <w:t xml:space="preserve">: </w:t>
                             </w:r>
                             <w:r>
                               <w:rPr>
@@ -2469,246 +2437,6 @@
         </w:rPr>
         <w:t>☐ Review each colony and identify any needing extra attention</w:t>
       </w:r>
-    </w:p>
-    <w:p>
-      <w:pPr>
-        <w:rPr>
-          <w:b/>
-          <w:bCs/>
-        </w:rPr>
-      </w:pPr>
-    </w:p>
-    <w:p>
-      <w:pPr>
-        <w:rPr>
-          <w:b/>
-          <w:bCs/>
-        </w:rPr>
-      </w:pPr>
-    </w:p>
-    <w:p>
-      <w:pPr>
-        <w:rPr>
-          <w:b/>
-          <w:bCs/>
-        </w:rPr>
-      </w:pPr>
-    </w:p>
-    <w:p>
-      <w:pPr>
-        <w:rPr>
-          <w:b/>
-          <w:bCs/>
-        </w:rPr>
-      </w:pPr>
-    </w:p>
-    <w:p>
-      <w:pPr>
-        <w:rPr>
-          <w:b/>
-          <w:bCs/>
-        </w:rPr>
-      </w:pPr>
-    </w:p>
-    <w:p>
-      <w:pPr>
-        <w:rPr>
-          <w:b/>
-          <w:bCs/>
-        </w:rPr>
-      </w:pPr>
-    </w:p>
-    <w:p>
-      <w:pPr>
-        <w:rPr>
-          <w:b/>
-          <w:bCs/>
-        </w:rPr>
-      </w:pPr>
-    </w:p>
-    <w:p>
-      <w:pPr>
-        <w:rPr>
-          <w:b/>
-          <w:bCs/>
-        </w:rPr>
-      </w:pPr>
-      <w:r>
-        <w:rPr>
-          <w:b/>
-          <w:bCs/>
-        </w:rPr>
-        <w:t>JULY REALITY CHECK</w:t>
-      </w:r>
-    </w:p>
-    <w:p>
-      <w:pPr>
-        <w:rPr>
-          <w:b/>
-          <w:bCs/>
-        </w:rPr>
-      </w:pPr>
-      <w:r>
-        <w:rPr>
-          <w:rFonts w:ascii="Segoe UI Symbol" w:hAnsi="Segoe UI Symbol" w:cs="Segoe UI Symbol"/>
-          <w:b/>
-          <w:bCs/>
-        </w:rPr>
-        <w:t>✔</w:t>
-      </w:r>
-      <w:r>
-        <w:rPr>
-          <w:b/>
-          <w:bCs/>
-        </w:rPr>
-        <w:t xml:space="preserve"> Honey harvest is exciting—but healthy bees come first.</w:t>
-      </w:r>
-    </w:p>
-    <w:p>
-      <w:pPr>
-        <w:rPr>
-          <w:b/>
-          <w:bCs/>
-        </w:rPr>
-      </w:pPr>
-      <w:r>
-        <w:rPr>
-          <w:rFonts w:ascii="Segoe UI Symbol" w:hAnsi="Segoe UI Symbol" w:cs="Segoe UI Symbol"/>
-          <w:b/>
-          <w:bCs/>
-        </w:rPr>
-        <w:t>✔</w:t>
-      </w:r>
-      <w:r>
-        <w:rPr>
-          <w:b/>
-          <w:bCs/>
-        </w:rPr>
-        <w:t xml:space="preserve"> Don't assume swarming has finished.</w:t>
-      </w:r>
-    </w:p>
-    <w:p>
-      <w:pPr>
-        <w:rPr>
-          <w:b/>
-          <w:bCs/>
-        </w:rPr>
-      </w:pPr>
-      <w:r>
-        <w:rPr>
-          <w:rFonts w:ascii="Segoe UI Symbol" w:hAnsi="Segoe UI Symbol" w:cs="Segoe UI Symbol"/>
-          <w:b/>
-          <w:bCs/>
-        </w:rPr>
-        <w:t>✔</w:t>
-      </w:r>
-      <w:r>
-        <w:rPr>
-          <w:b/>
-          <w:bCs/>
-        </w:rPr>
-        <w:t xml:space="preserve"> Heavy honey crops can hide developing problems.</w:t>
-      </w:r>
-    </w:p>
-    <w:p>
-      <w:pPr>
-        <w:rPr>
-          <w:b/>
-          <w:bCs/>
-        </w:rPr>
-      </w:pPr>
-      <w:r>
-        <w:rPr>
-          <w:rFonts w:ascii="Segoe UI Symbol" w:hAnsi="Segoe UI Symbol" w:cs="Segoe UI Symbol"/>
-          <w:b/>
-          <w:bCs/>
-        </w:rPr>
-        <w:t>✔</w:t>
-      </w:r>
-      <w:r>
-        <w:rPr>
-          <w:b/>
-          <w:bCs/>
-        </w:rPr>
-        <w:t xml:space="preserve"> July Varroa monitoring helps protect your winter bees.</w:t>
-      </w:r>
-    </w:p>
-    <w:p>
-      <w:pPr>
-        <w:rPr>
-          <w:b/>
-          <w:bCs/>
-        </w:rPr>
-      </w:pPr>
-      <w:r>
-        <w:rPr>
-          <w:rFonts w:ascii="Segoe UI Symbol" w:hAnsi="Segoe UI Symbol" w:cs="Segoe UI Symbol"/>
-          <w:b/>
-          <w:bCs/>
-        </w:rPr>
-        <w:t>✔</w:t>
-      </w:r>
-      <w:r>
-        <w:rPr>
-          <w:b/>
-          <w:bCs/>
-        </w:rPr>
-        <w:t xml:space="preserve"> Every inspection should answer one question:</w:t>
-      </w:r>
-      <w:r>
-        <w:rPr>
-          <w:b/>
-          <w:bCs/>
-        </w:rPr>
-        <w:t xml:space="preserve"> </w:t>
-      </w:r>
-      <w:r>
-        <w:rPr>
-          <w:b/>
-          <w:bCs/>
-        </w:rPr>
-        <w:t>"Is this colony on track for a healthy autumn?"</w:t>
-      </w:r>
-    </w:p>
-    <w:p>
-      <w:pPr>
-        <w:rPr>
-          <w:b/>
-          <w:bCs/>
-        </w:rPr>
-      </w:pPr>
-    </w:p>
-    <w:p>
-      <w:pPr>
-        <w:rPr>
-          <w:b/>
-          <w:bCs/>
-        </w:rPr>
-      </w:pPr>
-    </w:p>
-    <w:p>
-      <w:pPr>
-        <w:rPr>
-          <w:b/>
-          <w:bCs/>
-        </w:rPr>
-      </w:pPr>
-    </w:p>
-    <w:p>
-      <w:pPr>
-        <w:rPr>
-          <w:b/>
-          <w:bCs/>
-        </w:rPr>
-      </w:pPr>
-    </w:p>
-    <w:p>
-      <w:pPr>
-        <w:rPr>
-          <w:b/>
-          <w:bCs/>
-        </w:rPr>
-      </w:pPr>
     </w:p>
     <w:sectPr>
       <w:headerReference w:type="default" r:id="rId6"/>
@@ -4058,6 +3786,7 @@
   <w:style w:type="character" w:default="1" w:styleId="DefaultParagraphFont">
     <w:name w:val="Default Paragraph Font"/>
     <w:uiPriority w:val="1"/>
+    <w:semiHidden/>
     <w:unhideWhenUsed/>
   </w:style>
   <w:style w:type="table" w:default="1" w:styleId="TableNormal">
